--- a/002-maze-madness/worksheets/extension-piston-logic.docx
+++ b/002-maze-madness/worksheets/extension-piston-logic.docx
@@ -73,7 +73,7 @@
         <w:t>extension challenge</w:t>
       </w:r>
       <w:r>
-        <w:t xml:space="preserve"> for students who have finished the weekly mazes. The agent follows a </w:t>
+        <w:t xml:space="preserve"> for students who finished the weekly mazes. The agent follows a </w:t>
       </w:r>
       <w:r>
         <w:rPr>
@@ -91,7 +91,7 @@
         <w:t>two things at once</w:t>
       </w:r>
       <w:r>
-        <w:t xml:space="preserve"> (an </w:t>
+        <w:t xml:space="preserve"> — an </w:t>
       </w:r>
       <w:r>
         <w:rPr>
@@ -100,7 +100,7 @@
         <w:t>AND</w:t>
       </w:r>
       <w:r>
-        <w:t xml:space="preserve"> condition) to pick the right way. Twice along the path a </w:t>
+        <w:t xml:space="preserve"> condition — to pick the right way. Twice along the path, a </w:t>
       </w:r>
       <w:r>
         <w:rPr>
@@ -109,7 +109,7 @@
         <w:t>lever powers a piston</w:t>
       </w:r>
       <w:r>
-        <w:t xml:space="preserve"> that pulls a block back and opens the way through. Your job is to get the agent through the </w:t>
+        <w:t xml:space="preserve"> that pulls a block back and opens the gate. Your job: drive the agent through the </w:t>
       </w:r>
       <w:r>
         <w:rPr>
@@ -127,16 +127,7 @@
         <w:keepLines/>
       </w:pPr>
       <w:r>
-        <w:t xml:space="preserve">You drive it with </w:t>
-      </w:r>
-      <w:r>
-        <w:rPr>
-          <w:b/>
-        </w:rPr>
-        <w:t>chat commands</w:t>
-      </w:r>
-      <w:r>
-        <w:t xml:space="preserve">: type </w:t>
+        <w:t xml:space="preserve">Chat words: </w:t>
       </w:r>
       <w:r>
         <w:rPr>
@@ -147,7 +138,7 @@
         <w:t>l</w:t>
       </w:r>
       <w:r>
-        <w:t xml:space="preserve"> to turn left, </w:t>
+        <w:t xml:space="preserve"> turn left, </w:t>
       </w:r>
       <w:r>
         <w:rPr>
@@ -158,7 +149,7 @@
         <w:t>r</w:t>
       </w:r>
       <w:r>
-        <w:t xml:space="preserve"> to turn right, </w:t>
+        <w:t xml:space="preserve"> turn right, </w:t>
       </w:r>
       <w:r>
         <w:rPr>
@@ -169,7 +160,7 @@
         <w:t>run</w:t>
       </w:r>
       <w:r>
-        <w:t xml:space="preserve"> to start the solver, and </w:t>
+        <w:t xml:space="preserve"> start the solver, </w:t>
       </w:r>
       <w:r>
         <w:rPr>
@@ -180,7 +171,7 @@
         <w:t>rl</w:t>
       </w:r>
       <w:r>
-        <w:t xml:space="preserve"> to teleport the agent back to you.</w:t>
+        <w:t xml:space="preserve"> teleport the agent back to you.</w:t>
       </w:r>
     </w:p>
     <w:p>
@@ -205,7 +196,7 @@
         <w:keepLines/>
       </w:pPr>
       <w:r>
-        <w:t xml:space="preserve">Each block of code binds a </w:t>
+        <w:t xml:space="preserve">Each block binds a </w:t>
       </w:r>
       <w:r>
         <w:rPr>
@@ -214,7 +205,7 @@
         <w:t>chat word</w:t>
       </w:r>
       <w:r>
-        <w:t xml:space="preserve"> to an action. When you type that word in chat, the agent runs the code.</w:t>
+        <w:t xml:space="preserve"> to an action.</w:t>
       </w:r>
     </w:p>
     <w:p>
@@ -230,11 +221,11 @@
           <w:rFonts w:ascii="Consolas" w:hAnsi="Consolas" w:cs="Consolas"/>
           <w:sz w:val="21"/>
         </w:rPr>
-        <w:t>def on_on_chat():</w:t>
+        <w:t>def on_chat():</w:t>
         <w:br/>
         <w:t xml:space="preserve">    agent.turn(RIGHT_TURN)</w:t>
         <w:br/>
-        <w:t>player.on_chat("r", on_on_chat)</w:t>
+        <w:t>player.on_chat("r", on_chat)</w:t>
       </w:r>
     </w:p>
     <w:p>
@@ -246,7 +237,7 @@
         <w:rPr>
           <w:b/>
         </w:rPr>
-        <w:t>What does the agent do when you type `r` in chat?</w:t>
+        <w:t>What does the agent do when you type `r`?</w:t>
       </w:r>
     </w:p>
     <w:p>
@@ -301,11 +292,11 @@
           <w:rFonts w:ascii="Consolas" w:hAnsi="Consolas" w:cs="Consolas"/>
           <w:sz w:val="21"/>
         </w:rPr>
-        <w:t>def on_on_chat4():</w:t>
+        <w:t>def on_chat():</w:t>
         <w:br/>
         <w:t xml:space="preserve">    agent.teleport_to_player()</w:t>
         <w:br/>
-        <w:t>player.on_chat("rl", on_on_chat4)</w:t>
+        <w:t>player.on_chat("rl", on_chat)</w:t>
       </w:r>
     </w:p>
     <w:p>
@@ -317,7 +308,7 @@
         <w:rPr>
           <w:b/>
         </w:rPr>
-        <w:t>You typed `rl`. Where does the agent go? When would that help you while solving a long maze?</w:t>
+        <w:t>You type `rl`. Where does the agent go, and when does that help in a long maze?</w:t>
       </w:r>
     </w:p>
     <w:p>
@@ -381,7 +372,7 @@
         <w:rPr>
           <w:b/>
         </w:rPr>
-        <w:t>This maze has two pistons far apart. Why is it useful to test the agent on the _first half_ with `l` and `r` before you type `run` on the whole thing?</w:t>
+        <w:t>This maze has two pistons far apart. Why test the first half with `l` and `r` before you type `run`?</w:t>
       </w:r>
     </w:p>
     <w:p>
@@ -458,7 +449,7 @@
         <w:keepLines/>
       </w:pPr>
       <w:r>
-        <w:t xml:space="preserve">This is the loop that runs when you type </w:t>
+        <w:t xml:space="preserve">This loop runs when you type </w:t>
       </w:r>
       <w:r>
         <w:rPr>
@@ -469,7 +460,7 @@
         <w:t>run</w:t>
       </w:r>
       <w:r>
-        <w:t>. It follows the trail, makes AND decisions at junctions, and flips a lever when it reaches a piston gate.</w:t>
+        <w:t>. It follows the trail, makes AND decisions, and flips a lever at each piston gate.</w:t>
       </w:r>
     </w:p>
     <w:p>
@@ -517,7 +508,7 @@
         <w:rPr>
           <w:b/>
         </w:rPr>
-        <w:t>The loop starts with `while True`. When does it stop on its own?</w:t>
+        <w:t>The loop is `while True`. When does it stop on its own?</w:t>
       </w:r>
     </w:p>
     <w:p>
@@ -568,7 +559,7 @@
         <w:rPr>
           <w:b/>
         </w:rPr>
-        <w:t>Look at the first check: `detect(REDSTONE, LEFT) and detect(REDSTONE, AHEAD)`. Both have to be true. Describe a spot in the maze where that happens.</w:t>
+        <w:t>First check: `detect(REDSTONE, LEFT) and detect(REDSTONE, AHEAD)`. Describe a spot in the maze where both are true.</w:t>
       </w:r>
     </w:p>
     <w:p>
@@ -632,16 +623,7 @@
         <w:rPr>
           <w:b/>
         </w:rPr>
-        <w:t xml:space="preserve">The last `elif` is the piston gate. There is a </w:t>
-      </w:r>
-      <w:r>
-        <w:t>block ahead</w:t>
-      </w:r>
-      <w:r>
-        <w:rPr>
-          <w:b/>
-        </w:rPr>
-        <w:t xml:space="preserve"> with no redstone trail beside it. What does `agent.interact(AHEAD)` do there, and why can the agent move forward right after?</w:t>
+        <w:t>The last `elif` is a piston gate: a block ahead, no redstone beside it. What does `agent.interact(AHEAD)` do, and why can the agent move forward right after?</w:t>
       </w:r>
     </w:p>
     <w:p>
@@ -705,7 +687,7 @@
         <w:rPr>
           <w:b/>
         </w:rPr>
-        <w:t>Why does the order of the checks matter? What would go wrong if `elif agent.detect(BLOCK, AHEAD)` came _first_, before the two AND checks?</w:t>
+        <w:t>Why does check order matter? What breaks if `elif agent.detect(BLOCK, AHEAD)` ran first, before the two AND checks?</w:t>
       </w:r>
     </w:p>
     <w:p>
@@ -782,16 +764,7 @@
         <w:keepLines/>
       </w:pPr>
       <w:r>
-        <w:t xml:space="preserve">Each block below is broken. Read what it is </w:t>
-      </w:r>
-      <w:r>
-        <w:rPr>
-          <w:b/>
-        </w:rPr>
-        <w:t>supposed</w:t>
-      </w:r>
-      <w:r>
-        <w:t xml:space="preserve"> to do, rewrite it so it works, then explain the fix.</w:t>
+        <w:t>Each block is broken. Read its goal, rewrite it, then explain the fix.</w:t>
       </w:r>
     </w:p>
     <w:p>
@@ -806,16 +779,16 @@
         <w:t>Bug A</w:t>
       </w:r>
       <w:r>
-        <w:t xml:space="preserve"> — At a junction the agent should turn left </w:t>
+        <w:t xml:space="preserve"> — Turn left </w:t>
       </w:r>
       <w:r>
         <w:rPr>
           <w:b/>
         </w:rPr>
-        <w:t>only when there is redstone on the left _and_ redstone ahead</w:t>
+        <w:t>only when redstone is left AND ahead</w:t>
       </w:r>
       <w:r>
-        <w:t>. Right now it turns on either one.</w:t>
+        <w:t>. This turns on either one.</w:t>
       </w:r>
     </w:p>
     <w:p>
@@ -847,31 +820,7 @@
         <w:rPr>
           <w:b/>
         </w:rPr>
-        <w:t>Hint:</w:t>
-      </w:r>
-      <w:r>
-        <w:t xml:space="preserve"> "left </w:t>
-      </w:r>
-      <w:r>
-        <w:rPr>
-          <w:b/>
-        </w:rPr>
-        <w:t>and</w:t>
-      </w:r>
-      <w:r>
-        <w:t xml:space="preserve"> ahead" — both must be true at the same time.</w:t>
-      </w:r>
-    </w:p>
-    <w:p>
-      <w:pPr>
-        <w:keepNext/>
-        <w:keepLines/>
-      </w:pPr>
-      <w:r>
-        <w:rPr>
-          <w:b/>
-        </w:rPr>
-        <w:t>Write the fixed code:</w:t>
+        <w:t>Fixed code:</w:t>
       </w:r>
     </w:p>
     <w:p>
@@ -935,20 +884,7 @@
         <w:rPr>
           <w:b/>
         </w:rPr>
-        <w:t>Why was it wrong? Why does your fix work?</w:t>
-      </w:r>
-    </w:p>
-    <w:p>
-      <w:pPr>
-        <w:spacing w:after="0" w:before="0" w:line="520" w:lineRule="exact"/>
-        <w:keepNext/>
-        <w:keepLines/>
-        <w:pBdr>
-          <w:bottom w:val="single" w:sz="6" w:space="1" w:color="C9C9C9"/>
-        </w:pBdr>
-      </w:pPr>
-      <w:r>
-        <w:t xml:space="preserve"> </w:t>
+        <w:t>Why was it wrong?</w:t>
       </w:r>
     </w:p>
     <w:p>
@@ -1002,16 +938,16 @@
         <w:t>Bug B</w:t>
       </w:r>
       <w:r>
-        <w:t xml:space="preserve"> — The solver should keep following the trail for the </w:t>
+        <w:t xml:space="preserve"> — The solver should check on </w:t>
       </w:r>
       <w:r>
         <w:rPr>
           <w:b/>
         </w:rPr>
-        <w:t>whole maze</w:t>
+        <w:t>every step</w:t>
       </w:r>
       <w:r>
-        <w:t>, checking on every step. This only checks once and stops.</w:t>
+        <w:t xml:space="preserve"> for the whole maze. This checks once and stops.</w:t>
       </w:r>
     </w:p>
     <w:p>
@@ -1045,22 +981,7 @@
         <w:rPr>
           <w:b/>
         </w:rPr>
-        <w:t>Hint:</w:t>
-      </w:r>
-      <w:r>
-        <w:t xml:space="preserve"> what wraps a block of code so it repeats until the maze is done?</w:t>
-      </w:r>
-    </w:p>
-    <w:p>
-      <w:pPr>
-        <w:keepNext/>
-        <w:keepLines/>
-      </w:pPr>
-      <w:r>
-        <w:rPr>
-          <w:b/>
-        </w:rPr>
-        <w:t>Write the fixed code:</w:t>
+        <w:t>Fixed code:</w:t>
       </w:r>
     </w:p>
     <w:p>
@@ -1124,20 +1045,7 @@
         <w:rPr>
           <w:b/>
         </w:rPr>
-        <w:t>Why was it wrong? Why does your fix work?</w:t>
-      </w:r>
-    </w:p>
-    <w:p>
-      <w:pPr>
-        <w:spacing w:after="0" w:before="0" w:line="520" w:lineRule="exact"/>
-        <w:keepNext/>
-        <w:keepLines/>
-        <w:pBdr>
-          <w:bottom w:val="single" w:sz="6" w:space="1" w:color="C9C9C9"/>
-        </w:pBdr>
-      </w:pPr>
-      <w:r>
-        <w:t xml:space="preserve"> </w:t>
+        <w:t>Why was it wrong?</w:t>
       </w:r>
     </w:p>
     <w:p>
@@ -1191,7 +1099,7 @@
         <w:t>Bug C</w:t>
       </w:r>
       <w:r>
-        <w:t xml:space="preserve"> — At a piston gate the agent must </w:t>
+        <w:t xml:space="preserve"> — At a piston gate, </w:t>
       </w:r>
       <w:r>
         <w:rPr>
@@ -1200,7 +1108,7 @@
         <w:t>flip the lever first</w:t>
       </w:r>
       <w:r>
-        <w:t>, then cross the gap it opens. Here it walks forward before powering the piston, so it hits a closed wall.</w:t>
+        <w:t>, then cross the gap. This walks forward before powering the piston, so it hits a closed wall.</w:t>
       </w:r>
     </w:p>
     <w:p>
@@ -1232,31 +1140,7 @@
         <w:rPr>
           <w:b/>
         </w:rPr>
-        <w:t>Hint:</w:t>
-      </w:r>
-      <w:r>
-        <w:t xml:space="preserve"> power the piston </w:t>
-      </w:r>
-      <w:r>
-        <w:rPr>
-          <w:b/>
-        </w:rPr>
-        <w:t>before</w:t>
-      </w:r>
-      <w:r>
-        <w:t xml:space="preserve"> you reach the gap, not after.</w:t>
-      </w:r>
-    </w:p>
-    <w:p>
-      <w:pPr>
-        <w:keepNext/>
-        <w:keepLines/>
-      </w:pPr>
-      <w:r>
-        <w:rPr>
-          <w:b/>
-        </w:rPr>
-        <w:t>Write the fixed code:</w:t>
+        <w:t>Fixed code:</w:t>
       </w:r>
     </w:p>
     <w:p>
@@ -1320,20 +1204,7 @@
         <w:rPr>
           <w:b/>
         </w:rPr>
-        <w:t>Why was it wrong? Why does your fix work?</w:t>
-      </w:r>
-    </w:p>
-    <w:p>
-      <w:pPr>
-        <w:spacing w:after="0" w:before="0" w:line="520" w:lineRule="exact"/>
-        <w:keepNext/>
-        <w:keepLines/>
-        <w:pBdr>
-          <w:bottom w:val="single" w:sz="6" w:space="1" w:color="C9C9C9"/>
-        </w:pBdr>
-      </w:pPr>
-      <w:r>
-        <w:t xml:space="preserve"> </w:t>
+        <w:t>Why was it wrong?</w:t>
       </w:r>
     </w:p>
     <w:p>
@@ -1406,7 +1277,7 @@
         <w:t>M002 EXT 2</w:t>
       </w:r>
       <w:r>
-        <w:t xml:space="preserve"> world and run the solver with </w:t>
+        <w:t xml:space="preserve"> world and run </w:t>
       </w:r>
       <w:r>
         <w:rPr>
@@ -1426,7 +1297,7 @@
         <w:t>change one thing</w:t>
       </w:r>
       <w:r>
-        <w:t xml:space="preserve"> and predict what happens before you test it.</w:t>
+        <w:t xml:space="preserve"> and predict before you test.</w:t>
       </w:r>
     </w:p>
     <w:p>
@@ -1444,7 +1315,7 @@
         <w:t>one</w:t>
       </w:r>
       <w:r>
-        <w:t xml:space="preserve"> idea (or your own):</w:t>
+        <w:t xml:space="preserve"> (or your own):</w:t>
       </w:r>
     </w:p>
     <w:p>
@@ -1458,7 +1329,7 @@
         <w:t xml:space="preserve">•  </w:t>
       </w:r>
       <w:r>
-        <w:t xml:space="preserve">Add a new chat command, like </w:t>
+        <w:t xml:space="preserve">Add a chat word </w:t>
       </w:r>
       <w:r>
         <w:rPr>
@@ -1469,7 +1340,7 @@
         <w:t>back</w:t>
       </w:r>
       <w:r>
-        <w:t>, that turns the agent around (two right turns).</w:t>
+        <w:t xml:space="preserve"> that turns the agent around (two right turns).</w:t>
       </w:r>
     </w:p>
     <w:p>
@@ -1483,7 +1354,7 @@
         <w:t xml:space="preserve">•  </w:t>
       </w:r>
       <w:r>
-        <w:t>Make the agent place a block (</w:t>
+        <w:t>Place a block (</w:t>
       </w:r>
       <w:r>
         <w:rPr>
@@ -1519,7 +1390,7 @@
         <w:t>elif</w:t>
       </w:r>
       <w:r>
-        <w:t xml:space="preserve"> that handles a junction where redstone is on the </w:t>
+        <w:t xml:space="preserve"> for a junction where redstone is on the </w:t>
       </w:r>
       <w:r>
         <w:rPr>
@@ -1528,7 +1399,7 @@
         <w:t>right and ahead</w:t>
       </w:r>
       <w:r>
-        <w:t xml:space="preserve"> at the same time.</w:t>
+        <w:t xml:space="preserve"> at once.</w:t>
       </w:r>
     </w:p>
     <w:p>
@@ -1540,7 +1411,7 @@
         <w:rPr>
           <w:b/>
         </w:rPr>
-        <w:t>Which change did you pick? Write the code for it.</w:t>
+        <w:t>Which did you pick? Write the code.</w:t>
       </w:r>
     </w:p>
     <w:p>
@@ -1643,10 +1514,7 @@
         <w:rPr>
           <w:b/>
         </w:rPr>
-        <w:t>Predict first:</w:t>
-      </w:r>
-      <w:r>
-        <w:t xml:space="preserve"> what do you think will happen when you run it?</w:t>
+        <w:t>Predict: what will happen?</w:t>
       </w:r>
     </w:p>
     <w:p>
@@ -1697,10 +1565,7 @@
         <w:rPr>
           <w:b/>
         </w:rPr>
-        <w:t>Then test it.</w:t>
-      </w:r>
-      <w:r>
-        <w:t xml:space="preserve"> What actually happened? If it surprised you, why?</w:t>
+        <w:t>Test it. What actually happened?</w:t>
       </w:r>
     </w:p>
     <w:p>
@@ -1777,7 +1642,7 @@
         <w:keepLines/>
       </w:pPr>
       <w:r>
-        <w:t xml:space="preserve">The goal is to get the agent from the </w:t>
+        <w:t xml:space="preserve">Get the agent from </w:t>
       </w:r>
       <w:r>
         <w:rPr>
@@ -1797,7 +1662,7 @@
         <w:t>run</w:t>
       </w:r>
       <w:r>
-        <w:t>, watch where it gets stuck, fix your code, and run it again until it reaches the goal.</w:t>
+        <w:t>, see where it sticks, fix, run again until it reaches the goal.</w:t>
       </w:r>
     </w:p>
     <w:p>
@@ -1806,7 +1671,7 @@
         <w:keepLines/>
       </w:pPr>
       <w:r>
-        <w:t>When the agent finishes, come back here. Send a photo or video of the agent at the goal, then explain what you did. Use these sentence starters — write 4 to 6 sentences total.</w:t>
+        <w:t>Send a photo or video of the agent at the goal, then explain. Use these starters — 4 to 6 sentences.</w:t>
       </w:r>
     </w:p>
     <w:p>
@@ -1851,7 +1716,7 @@
           <w:i/>
           <w:color w:val="444444"/>
         </w:rPr>
-        <w:t>When the agent hit a piston gate, it had to flip the lever first because …</w:t>
+        <w:t>At a piston gate, the agent flipped the lever first because …</w:t>
       </w:r>
     </w:p>
     <w:p>
@@ -1881,7 +1746,7 @@
           <w:i/>
           <w:color w:val="444444"/>
         </w:rPr>
-        <w:t>The hardest part of finishing the whole maze was …</w:t>
+        <w:t>The hardest part was …</w:t>
       </w:r>
     </w:p>
     <w:p>
@@ -2077,7 +1942,7 @@
         <w:keepLines/>
       </w:pPr>
       <w:r>
-        <w:t xml:space="preserve">Take a video on your phone (or a parent's phone) while the agent solves the whole maze. Talk through it like you are teaching someone who has never seen it. Try to use these words: </w:t>
+        <w:t xml:space="preserve">Film on a phone while the agent solves the whole maze. Teach it like the viewer has never seen it. Try to use: </w:t>
       </w:r>
       <w:r>
         <w:rPr>
@@ -2151,7 +2016,7 @@
         <w:ind w:left="864"/>
       </w:pPr>
       <w:r>
-        <w:t>1.  Show the maze and the redstone trail before you start.</w:t>
+        <w:t>1.  Show the maze and redstone trail before you start.</w:t>
       </w:r>
     </w:p>
     <w:p>
@@ -2184,7 +2049,7 @@
         <w:ind w:left="864"/>
       </w:pPr>
       <w:r>
-        <w:t>3.  Read one AND check out loud and say what decision it makes.</w:t>
+        <w:t>3.  Read one AND check out loud and say what it decides.</w:t>
       </w:r>
     </w:p>
     <w:p>
@@ -2206,7 +2071,7 @@
         <w:ind w:left="864"/>
       </w:pPr>
       <w:r>
-        <w:t>5.  Show it reaching the goal at the end.</w:t>
+        <w:t>5.  Show it reaching the goal.</w:t>
       </w:r>
     </w:p>
     <w:p>
@@ -2218,10 +2083,7 @@
         <w:rPr>
           <w:b/>
         </w:rPr>
-        <w:t>Write what you will say in your video.</w:t>
-      </w:r>
-      <w:r>
-        <w:t xml:space="preserve"> Plan it here first — you can read from it while filming.</w:t>
+        <w:t>Write what you will say. Plan it here first — read from it while filming.</w:t>
       </w:r>
     </w:p>
     <w:p>
